--- a/docs/vignettes/09_desc_stats/desc_stats.docx
+++ b/docs/vignettes/09_desc_stats/desc_stats.docx
@@ -31,7 +31,7 @@
         <w:pStyle w:val="Date"/>
       </w:pPr>
       <w:r>
-        <w:t xml:space="preserve">2026-09-03</w:t>
+        <w:t xml:space="preserve">2026-09-08</w:t>
       </w:r>
     </w:p>
     <w:bookmarkStart w:id="11" w:name="descriptive-statistics"/>

--- a/docs/vignettes/09_desc_stats/desc_stats.docx
+++ b/docs/vignettes/09_desc_stats/desc_stats.docx
@@ -31,7 +31,7 @@
         <w:pStyle w:val="Date"/>
       </w:pPr>
       <w:r>
-        <w:t xml:space="preserve">2026-09-08</w:t>
+        <w:t xml:space="preserve">2026-09-09</w:t>
       </w:r>
     </w:p>
     <w:bookmarkStart w:id="11" w:name="descriptive-statistics"/>

--- a/docs/vignettes/09_desc_stats/desc_stats.docx
+++ b/docs/vignettes/09_desc_stats/desc_stats.docx
@@ -31,7 +31,7 @@
         <w:pStyle w:val="Date"/>
       </w:pPr>
       <w:r>
-        <w:t xml:space="preserve">2026-09-09</w:t>
+        <w:t xml:space="preserve">2026-09-14</w:t>
       </w:r>
     </w:p>
     <w:bookmarkStart w:id="11" w:name="descriptive-statistics"/>

--- a/docs/vignettes/09_desc_stats/desc_stats.docx
+++ b/docs/vignettes/09_desc_stats/desc_stats.docx
@@ -9048,7 +9048,7 @@
         <w:bottom w:color="FF0000" w:space="1" w:sz="8" w:val="single"/>
         <w:right w:color="FF0000" w:space="4" w:sz="8" w:val="single"/>
       </w:pBdr>
-      <w:shd w:color="auto" w:fill="auto" w:val="pct15"/>
+      <w:shd w:color="auto" w:fill="FBFBFB" w:val="clear"/>
       <w:spacing w:after="120" w:before="120"/>
       <w:ind w:left="432" w:right="432"/>
     </w:pPr>
@@ -9064,12 +9064,12 @@
     <w:rsid w:val="00771E03"/>
     <w:pPr>
       <w:pBdr>
-        <w:top w:color="auto" w:space="1" w:sz="8" w:val="single"/>
-        <w:left w:color="auto" w:space="4" w:sz="8" w:val="single"/>
-        <w:bottom w:color="auto" w:space="1" w:sz="8" w:val="single"/>
-        <w:right w:color="auto" w:space="4" w:sz="8" w:val="single"/>
+        <w:top w:color="BFBFBF" w:space="1" w:sz="6" w:val="single"/>
+        <w:left w:color="BFBFBF" w:space="4" w:sz="6" w:val="single"/>
+        <w:bottom w:color="BFBFBF" w:space="1" w:sz="6" w:val="single"/>
+        <w:right w:color="BFBFBF" w:space="4" w:sz="6" w:val="single"/>
       </w:pBdr>
-      <w:shd w:color="auto" w:fill="auto" w:val="pct15"/>
+      <w:shd w:color="auto" w:fill="FBFBFB" w:val="clear"/>
       <w:spacing w:after="240" w:before="240"/>
       <w:ind w:left="432" w:right="432"/>
     </w:pPr>
@@ -9084,7 +9084,13 @@
     <w:qFormat/>
     <w:rsid w:val="00771E03"/>
     <w:pPr>
-      <w:shd w:color="auto" w:fill="auto" w:val="pct15"/>
+      <w:pBdr>
+        <w:top w:color="BFBFBF" w:space="1" w:sz="6" w:val="single"/>
+        <w:left w:color="BFBFBF" w:space="4" w:sz="6" w:val="single"/>
+        <w:bottom w:color="BFBFBF" w:space="1" w:sz="6" w:val="single"/>
+        <w:right w:color="BFBFBF" w:space="4" w:sz="6" w:val="single"/>
+      </w:pBdr>
+      <w:shd w:color="auto" w:fill="FBFBFB" w:val="clear"/>
       <w:spacing w:after="240" w:before="240"/>
       <w:ind w:left="432" w:right="432"/>
     </w:pPr>

--- a/docs/vignettes/09_desc_stats/desc_stats.docx
+++ b/docs/vignettes/09_desc_stats/desc_stats.docx
@@ -31,7 +31,7 @@
         <w:pStyle w:val="Date"/>
       </w:pPr>
       <w:r>
-        <w:t xml:space="preserve">2026-09-14</w:t>
+        <w:t xml:space="preserve">2026-09-15</w:t>
       </w:r>
     </w:p>
     <w:bookmarkStart w:id="11" w:name="descriptive-statistics"/>

--- a/docs/vignettes/09_desc_stats/desc_stats.docx
+++ b/docs/vignettes/09_desc_stats/desc_stats.docx
@@ -31,7 +31,7 @@
         <w:pStyle w:val="Date"/>
       </w:pPr>
       <w:r>
-        <w:t xml:space="preserve">2026-09-15</w:t>
+        <w:t xml:space="preserve">2026-09-16</w:t>
       </w:r>
     </w:p>
     <w:bookmarkStart w:id="11" w:name="descriptive-statistics"/>

--- a/docs/vignettes/09_desc_stats/desc_stats.docx
+++ b/docs/vignettes/09_desc_stats/desc_stats.docx
@@ -31,7 +31,7 @@
         <w:pStyle w:val="Date"/>
       </w:pPr>
       <w:r>
-        <w:t xml:space="preserve">2026-09-16</w:t>
+        <w:t xml:space="preserve">2026-09-21</w:t>
       </w:r>
     </w:p>
     <w:bookmarkStart w:id="11" w:name="descriptive-statistics"/>

--- a/docs/vignettes/09_desc_stats/desc_stats.docx
+++ b/docs/vignettes/09_desc_stats/desc_stats.docx
@@ -31,7 +31,7 @@
         <w:pStyle w:val="Date"/>
       </w:pPr>
       <w:r>
-        <w:t xml:space="preserve">2026-09-21</w:t>
+        <w:t xml:space="preserve">2026-09-23</w:t>
       </w:r>
     </w:p>
     <w:bookmarkStart w:id="11" w:name="descriptive-statistics"/>

--- a/docs/vignettes/09_desc_stats/desc_stats.docx
+++ b/docs/vignettes/09_desc_stats/desc_stats.docx
@@ -31,7 +31,7 @@
         <w:pStyle w:val="Date"/>
       </w:pPr>
       <w:r>
-        <w:t xml:space="preserve">2026-09-23</w:t>
+        <w:t xml:space="preserve">2026-09-25</w:t>
       </w:r>
     </w:p>
     <w:bookmarkStart w:id="11" w:name="descriptive-statistics"/>

--- a/docs/vignettes/09_desc_stats/desc_stats.docx
+++ b/docs/vignettes/09_desc_stats/desc_stats.docx
@@ -31,7 +31,7 @@
         <w:pStyle w:val="Date"/>
       </w:pPr>
       <w:r>
-        <w:t xml:space="preserve">2026-09-25</w:t>
+        <w:t xml:space="preserve">2026-09-28</w:t>
       </w:r>
     </w:p>
     <w:bookmarkStart w:id="11" w:name="descriptive-statistics"/>

--- a/docs/vignettes/09_desc_stats/desc_stats.docx
+++ b/docs/vignettes/09_desc_stats/desc_stats.docx
@@ -31,7 +31,7 @@
         <w:pStyle w:val="Date"/>
       </w:pPr>
       <w:r>
-        <w:t xml:space="preserve">2026-09-28</w:t>
+        <w:t xml:space="preserve">2026-09-29</w:t>
       </w:r>
     </w:p>
     <w:bookmarkStart w:id="11" w:name="descriptive-statistics"/>
@@ -7896,7 +7896,7 @@
     <w:bookmarkEnd w:id="29"/>
     <w:sectPr>
       <w:pgSz w:h="15840" w:w="12240"/>
-      <w:pgMar w:bottom="1440" w:footer="720" w:gutter="0" w:header="720" w:left="1440" w:right="1440" w:top="1440"/>
+      <w:pgMar w:bottom="720" w:footer="360" w:gutter="0" w:header="360" w:left="1008" w:right="720" w:top="720"/>
       <w:cols w:space="720"/>
       <w:docGrid w:linePitch="360"/>
     </w:sectPr>
@@ -8130,7 +8130,11 @@
         <w14:ligatures w14:val="standardContextual"/>
       </w:rPr>
     </w:rPrDefault>
-    <w:pPrDefault/>
+    <w:pPrDefault>
+      <w:pPr>
+        <w:spacing w:before="0"/>
+      </w:pPr>
+    </w:pPrDefault>
   </w:docDefaults>
   <w:latentStyles w:count="376" w:defLockedState="0" w:defQFormat="0" w:defSemiHidden="0" w:defUIPriority="99" w:defUnhideWhenUsed="0">
     <w:lsdException w:name="Normal" w:qFormat="1" w:uiPriority="0"/>
@@ -8525,7 +8529,7 @@
     <w:pPr>
       <w:keepNext/>
       <w:keepLines/>
-      <w:spacing w:after="80" w:before="360"/>
+      <w:spacing w:after="80" w:before="120"/>
       <w:outlineLvl w:val="0"/>
     </w:pPr>
     <w:rPr>
@@ -8549,7 +8553,7 @@
     <w:pPr>
       <w:keepNext/>
       <w:keepLines/>
-      <w:spacing w:after="80" w:before="160"/>
+      <w:spacing w:after="80" w:before="100"/>
       <w:outlineLvl w:val="1"/>
     </w:pPr>
     <w:rPr>
@@ -8570,7 +8574,7 @@
     <w:pPr>
       <w:keepNext/>
       <w:keepLines/>
-      <w:spacing w:after="80" w:before="160"/>
+      <w:spacing w:after="80" w:before="80"/>
       <w:outlineLvl w:val="2"/>
     </w:pPr>
     <w:rPr>
@@ -8615,7 +8619,7 @@
     <w:pPr>
       <w:keepNext/>
       <w:keepLines/>
-      <w:spacing w:after="40" w:before="80"/>
+      <w:spacing w:after="40" w:before="60"/>
       <w:outlineLvl w:val="4"/>
     </w:pPr>
     <w:rPr>
@@ -8636,7 +8640,7 @@
     <w:pPr>
       <w:keepNext/>
       <w:keepLines/>
-      <w:spacing w:before="40"/>
+      <w:spacing w:before="60"/>
       <w:outlineLvl w:val="5"/>
     </w:pPr>
     <w:rPr>
@@ -8658,7 +8662,7 @@
     <w:pPr>
       <w:keepNext/>
       <w:keepLines/>
-      <w:spacing w:before="40"/>
+      <w:spacing w:before="60"/>
       <w:outlineLvl w:val="6"/>
     </w:pPr>
     <w:rPr>
@@ -8677,6 +8681,7 @@
     <w:qFormat/>
     <w:rsid w:val="00846576"/>
     <w:pPr>
+      <w:spacing w:before="60"/>
       <w:keepNext/>
       <w:keepLines/>
       <w:outlineLvl w:val="7"/>
@@ -8698,6 +8703,7 @@
     <w:qFormat/>
     <w:rsid w:val="00846576"/>
     <w:pPr>
+      <w:spacing w:before="60"/>
       <w:keepNext/>
       <w:keepLines/>
       <w:outlineLvl w:val="8"/>
@@ -8860,7 +8866,7 @@
     <w:qFormat/>
     <w:rsid w:val="00AF5CF1"/>
     <w:pPr>
-      <w:spacing w:after="80"/>
+      <w:spacing w:after="80" w:before="0"/>
       <w:contextualSpacing/>
     </w:pPr>
     <w:rPr>
@@ -8897,7 +8903,7 @@
       <w:numPr>
         <w:ilvl w:val="1"/>
       </w:numPr>
-      <w:spacing w:after="160"/>
+      <w:spacing w:after="160" w:before="0"/>
     </w:pPr>
     <w:rPr>
       <w:rFonts w:asciiTheme="minorHAnsi" w:cstheme="majorBidi" w:eastAsiaTheme="majorEastAsia" w:hAnsiTheme="minorHAnsi"/>
@@ -8930,7 +8936,7 @@
     <w:qFormat/>
     <w:rsid w:val="00AF5CF1"/>
     <w:pPr>
-      <w:spacing w:after="160" w:before="160"/>
+      <w:spacing w:after="160" w:before="0"/>
       <w:jc w:val="center"/>
     </w:pPr>
     <w:rPr>
@@ -8958,6 +8964,7 @@
     <w:qFormat/>
     <w:rsid w:val="00AF5CF1"/>
     <w:pPr>
+      <w:spacing w:before="0"/>
       <w:ind w:left="720"/>
       <w:contextualSpacing/>
     </w:pPr>
@@ -8987,7 +8994,7 @@
         <w:top w:color="0F4761" w:space="10" w:sz="4" w:themeColor="accent1" w:themeShade="BF" w:val="single"/>
         <w:bottom w:color="0F4761" w:space="10" w:sz="4" w:themeColor="accent1" w:themeShade="BF" w:val="single"/>
       </w:pBdr>
-      <w:spacing w:after="360" w:before="360"/>
+      <w:spacing w:after="360" w:before="0"/>
       <w:ind w:left="864" w:right="864"/>
       <w:jc w:val="center"/>
     </w:pPr>
@@ -9049,7 +9056,7 @@
         <w:right w:color="FF0000" w:space="4" w:sz="8" w:val="single"/>
       </w:pBdr>
       <w:shd w:color="auto" w:fill="FBFBFB" w:val="clear"/>
-      <w:spacing w:after="120" w:before="120"/>
+      <w:spacing w:after="60" w:before="0"/>
       <w:ind w:left="432" w:right="432"/>
     </w:pPr>
     <w:rPr>
@@ -9070,7 +9077,7 @@
         <w:right w:color="BFBFBF" w:space="4" w:sz="6" w:val="single"/>
       </w:pBdr>
       <w:shd w:color="auto" w:fill="FBFBFB" w:val="clear"/>
-      <w:spacing w:after="240" w:before="240"/>
+      <w:spacing w:after="60" w:before="0"/>
       <w:ind w:left="432" w:right="432"/>
     </w:pPr>
     <w:rPr>
@@ -9091,7 +9098,7 @@
         <w:right w:color="BFBFBF" w:space="4" w:sz="6" w:val="single"/>
       </w:pBdr>
       <w:shd w:color="auto" w:fill="FBFBFB" w:val="clear"/>
-      <w:spacing w:after="240" w:before="240"/>
+      <w:spacing w:after="60" w:before="0"/>
       <w:ind w:left="432" w:right="432"/>
     </w:pPr>
     <w:rPr>
@@ -9137,7 +9144,7 @@
     <w:unhideWhenUsed/>
     <w:rsid w:val="00322D32"/>
     <w:pPr>
-      <w:spacing w:after="100"/>
+      <w:spacing w:after="100" w:before="0"/>
     </w:pPr>
   </w:style>
   <w:style w:type="character" w:customStyle="1" w:styleId="KeywordTok">

--- a/docs/vignettes/09_desc_stats/desc_stats.docx
+++ b/docs/vignettes/09_desc_stats/desc_stats.docx
@@ -31,7 +31,7 @@
         <w:pStyle w:val="Date"/>
       </w:pPr>
       <w:r>
-        <w:t xml:space="preserve">2026-09-29</w:t>
+        <w:t xml:space="preserve">2026-09-30</w:t>
       </w:r>
     </w:p>
     <w:bookmarkStart w:id="11" w:name="descriptive-statistics"/>

--- a/docs/vignettes/09_desc_stats/desc_stats.docx
+++ b/docs/vignettes/09_desc_stats/desc_stats.docx
@@ -8132,7 +8132,7 @@
     </w:rPrDefault>
     <w:pPrDefault>
       <w:pPr>
-        <w:spacing w:before="0"/>
+        <w:spacing w:after="0" w:before="0" w:line="240" w:lineRule="auto"/>
       </w:pPr>
     </w:pPrDefault>
   </w:docDefaults>

--- a/docs/vignettes/09_desc_stats/desc_stats.docx
+++ b/docs/vignettes/09_desc_stats/desc_stats.docx
@@ -31,7 +31,7 @@
         <w:pStyle w:val="Date"/>
       </w:pPr>
       <w:r>
-        <w:t xml:space="preserve">2026-10-05</w:t>
+        <w:t xml:space="preserve">2026-10-09</w:t>
       </w:r>
     </w:p>
     <w:bookmarkStart w:id="11" w:name="descriptive-statistics"/>

--- a/docs/vignettes/09_desc_stats/desc_stats.docx
+++ b/docs/vignettes/09_desc_stats/desc_stats.docx
@@ -31,7 +31,7 @@
         <w:pStyle w:val="Date"/>
       </w:pPr>
       <w:r>
-        <w:t xml:space="preserve">2026-10-09</w:t>
+        <w:t xml:space="preserve">2026-10-19</w:t>
       </w:r>
     </w:p>
     <w:bookmarkStart w:id="11" w:name="descriptive-statistics"/>

--- a/docs/vignettes/09_desc_stats/desc_stats.docx
+++ b/docs/vignettes/09_desc_stats/desc_stats.docx
@@ -31,7 +31,7 @@
         <w:pStyle w:val="Date"/>
       </w:pPr>
       <w:r>
-        <w:t xml:space="preserve">2026-10-19</w:t>
+        <w:t xml:space="preserve">2026-10-26</w:t>
       </w:r>
     </w:p>
     <w:bookmarkStart w:id="11" w:name="descriptive-statistics"/>
